--- a/assignments/JS-J2-Resume-Worksheet.docx
+++ b/assignments/JS-J2-Resume-Worksheet.docx
@@ -588,7 +588,7 @@
         <w:pStyle w:val="Heading2"/>
       </w:pPr>
       <w:r>
-        <w:t>Part 2 · AI review and your changes</w:t>
+        <w:t>Part 2 · Résumé Optimizer: your changes</w:t>
       </w:r>
     </w:p>
     <w:p>
@@ -789,6 +789,188 @@
           <w:tcPr>
             <w:tcW w:type="dxa" w:w="9648"/>
             <w:shd w:val="clear" w:color="auto" w:fill="F6F8FC"/>
+          </w:tcPr>
+          <w:p/>
+        </w:tc>
+      </w:tr>
+    </w:tbl>
+    <w:p>
+      <w:pPr>
+        <w:spacing w:after="40"/>
+      </w:pPr>
+      <w:r>
+        <w:rPr>
+          <w:b w:val="0"/>
+          <w:i w:val="0"/>
+        </w:rPr>
+      </w:r>
+    </w:p>
+    <w:p>
+      <w:pPr>
+        <w:pStyle w:val="Heading2"/>
+      </w:pPr>
+      <w:r>
+        <w:t>Agent log · Résumé Optimizer</w:t>
+      </w:r>
+    </w:p>
+    <w:p>
+      <w:r>
+        <w:rPr>
+          <w:b w:val="0"/>
+          <w:i/>
+          <w:color w:val="5A6378"/>
+        </w:rPr>
+        <w:t>Record how you set up and checked the agent. Starter instructions are on the Job Search page and in the AI Job Search Toolkit.</w:t>
+      </w:r>
+    </w:p>
+    <w:tbl>
+      <w:tblPr>
+        <w:tblW w:w="9647" w:type="dxa"/>
+        <w:jc w:val="center"/>
+        <w:tblBorders>
+          <w:top w:val="single" w:sz="6" w:color="B9C2D4"/>
+          <w:left w:val="single" w:sz="6" w:color="B9C2D4"/>
+          <w:bottom w:val="single" w:sz="6" w:color="B9C2D4"/>
+          <w:right w:val="single" w:sz="6" w:color="B9C2D4"/>
+          <w:insideH w:val="single" w:sz="6" w:color="B9C2D4"/>
+          <w:insideV w:val="single" w:sz="6" w:color="B9C2D4"/>
+        </w:tblBorders>
+        <w:tblLayout w:type="fixed"/>
+        <w:tblLook w:firstColumn="1" w:firstRow="1" w:lastColumn="0" w:lastRow="0" w:noHBand="0" w:noVBand="1" w:val="04A0"/>
+      </w:tblPr>
+      <w:tblGrid>
+        <w:gridCol w:w="3456"/>
+        <w:gridCol w:w="6192"/>
+      </w:tblGrid>
+      <w:tr>
+        <w:tc>
+          <w:tcPr>
+            <w:tcW w:type="dxa" w:w="3456"/>
+            <w:shd w:val="clear" w:color="auto" w:fill="3A56A6"/>
+          </w:tcPr>
+          <w:p>
+            <w:r>
+              <w:rPr>
+                <w:b/>
+                <w:color w:val="FFFFFF"/>
+                <w:sz w:val="20"/>
+              </w:rPr>
+            </w:r>
+          </w:p>
+        </w:tc>
+        <w:tc>
+          <w:tcPr>
+            <w:tcW w:type="dxa" w:w="6192"/>
+            <w:shd w:val="clear" w:color="auto" w:fill="3A56A6"/>
+          </w:tcPr>
+          <w:p>
+            <w:r>
+              <w:rPr>
+                <w:b/>
+                <w:color w:val="FFFFFF"/>
+                <w:sz w:val="20"/>
+              </w:rPr>
+              <w:t>My answer</w:t>
+            </w:r>
+          </w:p>
+        </w:tc>
+      </w:tr>
+      <w:tr>
+        <w:trPr>
+          <w:trHeight w:val="864" w:hRule="atLeast"/>
+        </w:trPr>
+        <w:tc>
+          <w:tcPr>
+            <w:tcW w:type="dxa" w:w="3456"/>
+          </w:tcPr>
+          <w:p>
+            <w:r>
+              <w:rPr>
+                <w:b/>
+                <w:sz w:val="20"/>
+              </w:rPr>
+              <w:t>What I put in the [brackets] (no private details)</w:t>
+            </w:r>
+          </w:p>
+        </w:tc>
+        <w:tc>
+          <w:tcPr>
+            <w:tcW w:type="dxa" w:w="6192"/>
+          </w:tcPr>
+          <w:p/>
+        </w:tc>
+      </w:tr>
+      <w:tr>
+        <w:trPr>
+          <w:trHeight w:val="864" w:hRule="atLeast"/>
+        </w:trPr>
+        <w:tc>
+          <w:tcPr>
+            <w:tcW w:type="dxa" w:w="3456"/>
+          </w:tcPr>
+          <w:p>
+            <w:r>
+              <w:rPr>
+                <w:b/>
+                <w:sz w:val="20"/>
+              </w:rPr>
+              <w:t>Something the agent got wrong, or I had to check</w:t>
+            </w:r>
+          </w:p>
+        </w:tc>
+        <w:tc>
+          <w:tcPr>
+            <w:tcW w:type="dxa" w:w="6192"/>
+          </w:tcPr>
+          <w:p/>
+        </w:tc>
+      </w:tr>
+      <w:tr>
+        <w:trPr>
+          <w:trHeight w:val="864" w:hRule="atLeast"/>
+        </w:trPr>
+        <w:tc>
+          <w:tcPr>
+            <w:tcW w:type="dxa" w:w="3456"/>
+          </w:tcPr>
+          <w:p>
+            <w:r>
+              <w:rPr>
+                <w:b/>
+                <w:sz w:val="20"/>
+              </w:rPr>
+              <w:t>How I revised the instructions</w:t>
+            </w:r>
+          </w:p>
+        </w:tc>
+        <w:tc>
+          <w:tcPr>
+            <w:tcW w:type="dxa" w:w="6192"/>
+          </w:tcPr>
+          <w:p/>
+        </w:tc>
+      </w:tr>
+      <w:tr>
+        <w:trPr>
+          <w:trHeight w:val="864" w:hRule="atLeast"/>
+        </w:trPr>
+        <w:tc>
+          <w:tcPr>
+            <w:tcW w:type="dxa" w:w="3456"/>
+          </w:tcPr>
+          <w:p>
+            <w:r>
+              <w:rPr>
+                <w:b/>
+                <w:sz w:val="20"/>
+              </w:rPr>
+              <w:t>Where I checked it (link, posting, or person)</w:t>
+            </w:r>
+          </w:p>
+        </w:tc>
+        <w:tc>
+          <w:tcPr>
+            <w:tcW w:type="dxa" w:w="6192"/>
           </w:tcPr>
           <w:p/>
         </w:tc>
